--- a/manuscript/highlights.docx
+++ b/manuscript/highlights.docx
@@ -3,48 +3,43 @@
 <w:document xmlns:wpc="http://schemas.microsoft.com/office/word/2010/wordprocessingCanvas" xmlns:mo="http://schemas.microsoft.com/office/mac/office/2008/main" xmlns:mc="http://schemas.openxmlformats.org/markup-compatibility/2006" xmlns:mv="urn:schemas-microsoft-com:mac:vml" xmlns:o="urn:schemas-microsoft-com:office:office" xmlns:r="http://schemas.openxmlformats.org/officeDocument/2006/relationships" xmlns:m="http://schemas.openxmlformats.org/officeDocument/2006/math" xmlns:v="urn:schemas-microsoft-com:vml" xmlns:wp14="http://schemas.microsoft.com/office/word/2010/wordprocessingDrawing" xmlns:wp="http://schemas.openxmlformats.org/drawingml/2006/wordprocessingDrawing" xmlns:w10="urn:schemas-microsoft-com:office:word" xmlns:w="http://schemas.openxmlformats.org/wordprocessingml/2006/main" xmlns:w14="http://schemas.microsoft.com/office/word/2010/wordml" xmlns:wpg="http://schemas.microsoft.com/office/word/2010/wordprocessingGroup" xmlns:wpi="http://schemas.microsoft.com/office/word/2010/wordprocessingInk" xmlns:wne="http://schemas.microsoft.com/office/word/2006/wordml" xmlns:wps="http://schemas.microsoft.com/office/word/2010/wordprocessingShape" mc:Ignorable="w14 wp14">
   <w:body>
     <w:p>
-      <w:pPr>
-        <w:spacing w:after="360"/>
-        <w:jc w:val="center"/>
-      </w:pPr>
       <w:r>
         <w:rPr>
           <w:b/>
-          <w:sz w:val="28"/>
         </w:rPr>
         <w:t>Highlights</w:t>
       </w:r>
     </w:p>
     <w:p>
-      <w:pPr>
-        <w:pStyle w:val="ListBullet"/>
-      </w:pPr>
       <w:r>
-        <w:t>Path-AGNN-Cox learns per-patient pathway graphs within KEGG pathway modules and links them to survival through a Cox objective.</w:t>
+        <w:rPr>
+          <w:b w:val="0"/>
+        </w:rPr>
+        <w:t>- Path-AGNN-Cox learns per-patient pathway graphs within KEGG pathway modules and links them to survival through a Cox objective.</w:t>
       </w:r>
     </w:p>
     <w:p>
-      <w:pPr>
-        <w:pStyle w:val="ListBullet"/>
-      </w:pPr>
       <w:r>
-        <w:t>A reproducible statistical framework formally tests patient-specific pathway rewiring: edge/pathway-level tests with FDR control, label-permutation nulls, static and standard-GAT negative controls.</w:t>
+        <w:rPr>
+          <w:b w:val="0"/>
+        </w:rPr>
+        <w:t>- A reproducible statistical framework formally tests patient-specific pathway rewiring: edge- and pathway-level tests with FDR control, label-permutation nulls, and static-model and standard-GAT controls.</w:t>
       </w:r>
     </w:p>
     <w:p>
-      <w:pPr>
-        <w:pStyle w:val="ListBullet"/>
-      </w:pPr>
       <w:r>
-        <w:t>Rewiring magnitude is clinically anchored (Ki-67 in two independent cohorts, TMB in LUAD) and is reported transparently where associations are not significant (external GEO replication, IMvigor210 response).</w:t>
+        <w:rPr>
+          <w:b w:val="0"/>
+        </w:rPr>
+        <w:t>- Rewiring magnitude is clinically anchored (Ki-67 in two independent cohorts, tumor mutational burden in LUAD) and is reported transparently where associations are not significant.</w:t>
       </w:r>
     </w:p>
     <w:p>
-      <w:pPr>
-        <w:pStyle w:val="ListBullet"/>
-      </w:pPr>
       <w:r>
-        <w:t>Open-source, pip-installable package with reproducible pipelines covering 11 TCGA cancer types and 25 independent GEO validation cohorts.</w:t>
+        <w:rPr>
+          <w:b w:val="0"/>
+        </w:rPr>
+        <w:t>- Open-source, pip-installable package with reproducible pipelines covering 11 TCGA cancer types and 25 independent GEO validation cohorts; no patient-level data are redistributed.</w:t>
       </w:r>
     </w:p>
     <w:sectPr>

--- a/manuscript/highlights.docx
+++ b/manuscript/highlights.docx
@@ -3,43 +3,48 @@
 <w:document xmlns:wpc="http://schemas.microsoft.com/office/word/2010/wordprocessingCanvas" xmlns:mo="http://schemas.microsoft.com/office/mac/office/2008/main" xmlns:mc="http://schemas.openxmlformats.org/markup-compatibility/2006" xmlns:mv="urn:schemas-microsoft-com:mac:vml" xmlns:o="urn:schemas-microsoft-com:office:office" xmlns:r="http://schemas.openxmlformats.org/officeDocument/2006/relationships" xmlns:m="http://schemas.openxmlformats.org/officeDocument/2006/math" xmlns:v="urn:schemas-microsoft-com:vml" xmlns:wp14="http://schemas.microsoft.com/office/word/2010/wordprocessingDrawing" xmlns:wp="http://schemas.openxmlformats.org/drawingml/2006/wordprocessingDrawing" xmlns:w10="urn:schemas-microsoft-com:office:word" xmlns:w="http://schemas.openxmlformats.org/wordprocessingml/2006/main" xmlns:w14="http://schemas.microsoft.com/office/word/2010/wordml" xmlns:wpg="http://schemas.microsoft.com/office/word/2010/wordprocessingGroup" xmlns:wpi="http://schemas.microsoft.com/office/word/2010/wordprocessingInk" xmlns:wne="http://schemas.microsoft.com/office/word/2006/wordml" xmlns:wps="http://schemas.microsoft.com/office/word/2010/wordprocessingShape" mc:Ignorable="w14 wp14">
   <w:body>
     <w:p>
+      <w:pPr>
+        <w:spacing w:after="360"/>
+        <w:jc w:val="center"/>
+      </w:pPr>
       <w:r>
         <w:rPr>
           <w:b/>
+          <w:sz w:val="28"/>
         </w:rPr>
         <w:t>Highlights</w:t>
       </w:r>
     </w:p>
     <w:p>
+      <w:pPr>
+        <w:pStyle w:val="ListBullet"/>
+      </w:pPr>
       <w:r>
-        <w:rPr>
-          <w:b w:val="0"/>
-        </w:rPr>
-        <w:t>- Path-AGNN-Cox learns per-patient pathway graphs within KEGG pathway modules and links them to survival through a Cox objective.</w:t>
+        <w:t>Path-AGNN-Cox learns per-patient pathway graphs within KEGG pathway modules and links them to survival through a Cox objective.</w:t>
       </w:r>
     </w:p>
     <w:p>
+      <w:pPr>
+        <w:pStyle w:val="ListBullet"/>
+      </w:pPr>
       <w:r>
-        <w:rPr>
-          <w:b w:val="0"/>
-        </w:rPr>
-        <w:t>- A reproducible statistical framework formally tests patient-specific pathway rewiring: edge- and pathway-level tests with FDR control, label-permutation nulls, and static-model and standard-GAT controls.</w:t>
+        <w:t>A reproducible statistical framework formally tests patient-specific pathway rewiring: edge/pathway-level tests with FDR control, label-permutation nulls, static and standard-GAT negative controls.</w:t>
       </w:r>
     </w:p>
     <w:p>
+      <w:pPr>
+        <w:pStyle w:val="ListBullet"/>
+      </w:pPr>
       <w:r>
-        <w:rPr>
-          <w:b w:val="0"/>
-        </w:rPr>
-        <w:t>- Rewiring magnitude is clinically anchored (Ki-67 in two independent cohorts, tumor mutational burden in LUAD) and is reported transparently where associations are not significant.</w:t>
+        <w:t>Rewiring magnitude is clinically anchored (Ki-67 in two independent cohorts, TMB in LUAD) and is reported transparently where associations are not significant (external GEO replication, IMvigor210 response).</w:t>
       </w:r>
     </w:p>
     <w:p>
+      <w:pPr>
+        <w:pStyle w:val="ListBullet"/>
+      </w:pPr>
       <w:r>
-        <w:rPr>
-          <w:b w:val="0"/>
-        </w:rPr>
-        <w:t>- Open-source, pip-installable package with reproducible pipelines covering 11 TCGA cancer types and 25 independent GEO validation cohorts; no patient-level data are redistributed.</w:t>
+        <w:t>Open-source, pip-installable package with reproducible pipelines covering 11 TCGA cancer types and 25 independent GEO validation cohorts.</w:t>
       </w:r>
     </w:p>
     <w:sectPr>
